--- a/website_feedback.docx
+++ b/website_feedback.docx
@@ -787,6 +787,26 @@
       </w:r>
     </w:p>
     <w:p>
+      <w:r>
+        <w:rPr>
+          <w:b/>
+          <w:color w:val="1B7F37"/>
+          <w:sz w:val="20"/>
+        </w:rPr>
+        <w:t xml:space="preserve">➤ CLAUDE → DONE: BF deal cards — 'Bekijk deal' is now a sky pill button like the homepage CTA, and the category chip ('beauty' etc.) went from ink/55 to full-ink + semibold so it no longer fades. Shared #dealCard template (all categories + search). (2026-07-06)</w:t>
+      </w:r>
+    </w:p>
+    <w:p>
+      <w:r>
+        <w:rPr>
+          <w:b/>
+          <w:color w:val="1B7F37"/>
+          <w:sz w:val="20"/>
+        </w:rPr>
+        <w:t xml:space="preserve">➤ CLAUDE → DONE: Top5 categorie-selector is now a dropdown (replaced the ~30 pills) with an 'Alle categorieën' default that stacks every category's Top 5; picking one narrows to that category. Logo tiles already bg-cream (pale yellow, not pure white) — left as-is. Missing logos: SKIP (kan later). (2026-07-06)</w:t>
+      </w:r>
+    </w:p>
+    <w:p>
       <w:pPr>
         <w:ind w:left="0" w:firstLine="0"/>
         <w:rPr/>
@@ -2123,6 +2143,16 @@
         <w:rPr>
           <w:rtl w:val="0"/>
         </w:rPr>
+      </w:r>
+    </w:p>
+    <w:p>
+      <w:r>
+        <w:rPr>
+          <w:b/>
+          <w:color w:val="1B7F37"/>
+          <w:sz w:val="20"/>
+        </w:rPr>
+        <w:t xml:space="preserve">➤ CLAUDE → DONE: Categorie-selector is nu een dropdown (native select, ook mobiel) en de 'Alle categorieën' default toont de top 5's direct in beeld. (2026-07-06)</w:t>
       </w:r>
     </w:p>
     <w:p>

--- a/website_feedback.docx
+++ b/website_feedback.docx
@@ -1234,6 +1234,16 @@
         <w:rPr>
           <w:rtl w:val="0"/>
         </w:rPr>
+      </w:r>
+    </w:p>
+    <w:p>
+      <w:r>
+        <w:rPr>
+          <w:b/>
+          <w:color w:val="1B7F37"/>
+          <w:sz w:val="20"/>
+        </w:rPr>
+        <w:t xml:space="preserve">➤ CLAUDE → DONE: TikTok handle @wiegeeftkorting2 → @andyyrobe sitewide (contact page title-handle + href, footer link, homepage + v2 JSON-LD sameAs, v1 brand-page banner). The '?' in 'samenwerking?' nudged right (ml-1), kept blue. (2026-07-06)</w:t>
       </w:r>
     </w:p>
     <w:p>

--- a/website_feedback.docx
+++ b/website_feedback.docx
@@ -1244,6 +1244,16 @@
           <w:sz w:val="20"/>
         </w:rPr>
         <w:t xml:space="preserve">➤ CLAUDE → DONE: TikTok handle @wiegeeftkorting2 → @andyyrobe sitewide (contact page title-handle + href, footer link, homepage + v2 JSON-LD sameAs, v1 brand-page banner). The '?' in 'samenwerking?' nudged right (ml-1), kept blue. (2026-07-06)</w:t>
+      </w:r>
+    </w:p>
+    <w:p>
+      <w:r>
+        <w:rPr>
+          <w:b/>
+          <w:color w:val="1B7F37"/>
+          <w:sz w:val="20"/>
+        </w:rPr>
+        <w:t xml:space="preserve">➤ CLAUDE → DONE: Removed the broken 'In dit artikel' jump-link nav from the Uniqlo and Lookfantastic blog posts (bare #anchor hrefs resolved to the homepage under base href, so they didn't work). Space-NK had no TOC. Section id anchors left in place. (2026-07-06)</w:t>
       </w:r>
     </w:p>
     <w:p>

--- a/website_feedback.docx
+++ b/website_feedback.docx
@@ -1545,6 +1545,16 @@
             </a:graphic>
           </wp:anchor>
         </w:drawing>
+      </w:r>
+    </w:p>
+    <w:p>
+      <w:r>
+        <w:rPr>
+          <w:b/>
+          <w:color w:val="1B7F37"/>
+          <w:sz w:val="20"/>
+        </w:rPr>
+        <w:t xml:space="preserve">➤ CLAUDE → DONE: Removed the 'Plaats code' pill button from the navbar (desktop + mobile menu, plus the orphaned divider). Placing a code still lives on the Prikbord page via its own '+ Deel een code' CTA. (2026-07-06)</w:t>
       </w:r>
     </w:p>
     <w:p>

--- a/website_feedback.docx
+++ b/website_feedback.docx
@@ -2002,6 +2002,16 @@
       </w:r>
     </w:p>
     <w:p>
+      <w:r>
+        <w:rPr>
+          <w:b/>
+          <w:color w:val="1B7F37"/>
+          <w:sz w:val="20"/>
+        </w:rPr>
+        <w:t xml:space="preserve">➤ CLAUDE → DONE: Homepage search placeholder simplified to 'Zoek op webshop...' (was 'Zoek een shop — NA-KD, Temu, Gymshark…'), same on mobile + desktop — drops the em-dash and the clipped 'Gymshark'. (2026-07-06)</w:t>
+      </w:r>
+    </w:p>
+    <w:p>
       <w:pPr>
         <w:numPr>
           <w:ilvl w:val="0"/>
@@ -2019,6 +2029,16 @@
         <w:br w:type="textWrapping"/>
         <w:t xml:space="preserve">&gt;haal ook het streepje weg en doe ‘:’ </w:t>
         <w:br w:type="textWrapping"/>
+      </w:r>
+    </w:p>
+    <w:p>
+      <w:r>
+        <w:rPr>
+          <w:b/>
+          <w:color w:val="1B7F37"/>
+          <w:sz w:val="20"/>
+        </w:rPr>
+        <w:t xml:space="preserve">➤ CLAUDE → DONE: Search results now rank exact matches first, then prefix matches, then the rest (stable within each rank), so a typed shop like Hunkemöller surfaces at the top instead of buried in feed order. (2026-07-06)</w:t>
       </w:r>
     </w:p>
     <w:p>

--- a/website_feedback.docx
+++ b/website_feedback.docx
@@ -969,6 +969,16 @@
         <w:rPr>
           <w:rtl w:val="0"/>
         </w:rPr>
+      </w:r>
+    </w:p>
+    <w:p>
+      <w:r>
+        <w:rPr>
+          <w:b/>
+          <w:color w:val="1B7F37"/>
+          <w:sz w:val="20"/>
+        </w:rPr>
+        <w:t xml:space="preserve">➤ CLAUDE → DONE: Blog cards now show a product photo reused from each article instead of the emoji (uniqlo airism-1, lookfantastic olaplex — local; space-nk BYOMA downloaded locally to public/blog/space-nk/, resized to 700px/29KB). Emoji kept as fallback. Also dropped the oversized 2-col 'featured' layout so all blogs are equal grid cards (per follow-up), and fixed the uniqlo date Juni 2025 -&gt; Juni 2026 across the listing + article (source 'mei' dates too; external link URL left intact). (2026-07-06)</w:t>
       </w:r>
     </w:p>
     <w:p>

--- a/website_feedback.docx
+++ b/website_feedback.docx
@@ -2067,6 +2067,16 @@
         <w:br w:type="textWrapping"/>
         <w:t xml:space="preserve">&gt;hunkemoller bovenaan als dat match met zoekfunctie</w:t>
         <w:br w:type="textWrapping"/>
+      </w:r>
+    </w:p>
+    <w:p>
+      <w:r>
+        <w:rPr>
+          <w:b/>
+          <w:color w:val="1B7F37"/>
+          <w:sz w:val="20"/>
+        </w:rPr>
+        <w:t xml:space="preserve">➤ CLAUDE → DONE (v2 brand pages): Mobile hero compacted so codes sit above the fold — logo 64→48px, tighter padding/margins, smaller H1/H2 + section spacing, hero trust row hidden on mobile (each coupon already shows '✓ Getest · Gespot op'), and the skip-link now targets #codes. Hero lede clamps to 2 lines with a 'Meer/Minder' toggle (only when it overflows; measured client-side, re-measured on resize). Full lede stays in the SSR HTML → no SEO impact. Desktop unchanged. v1 fallback pages still to do. (2026-07-06)</w:t>
       </w:r>
     </w:p>
     <w:p>

--- a/website_feedback.docx
+++ b/website_feedback.docx
@@ -2076,7 +2076,7 @@
           <w:color w:val="1B7F37"/>
           <w:sz w:val="20"/>
         </w:rPr>
-        <w:t xml:space="preserve">➤ CLAUDE → DONE (v2 brand pages): Mobile hero compacted so codes sit above the fold — logo 64→48px, tighter padding/margins, smaller H1/H2 + section spacing, hero trust row hidden on mobile (each coupon already shows '✓ Getest · Gespot op'), and the skip-link now targets #codes. Hero lede clamps to 2 lines with a 'Meer/Minder' toggle (only when it overflows; measured client-side, re-measured on resize). Full lede stays in the SSR HTML → no SEO impact. Desktop unchanged. v1 fallback pages still to do. (2026-07-06)</w:t>
+        <w:t xml:space="preserve">➤ CLAUDE → DONE (v2 brand pages): Mobile hero compacted so codes sit above the fold — logo 64→48px, tighter padding/margins, smaller H1/H2 + section spacing, hero trust row hidden on mobile (each coupon already shows '✓ Getest · Gespot op'), and the skip-link now targets #codes. Hero lede clamps to 2 lines with a 'Meer/Minder' toggle (only when it overflows; measured client-side, re-measured on resize). Full lede stays in the SSR HTML → no SEO impact. Desktop unchanged. v1 fallback checked — no change needed (no hero: breadcrumb → H1 → short H2 → codes; the SEO prose sits below the codes, so they're already at the top on mobile). (2026-07-06)</w:t>
       </w:r>
     </w:p>
     <w:p>

--- a/website_feedback.docx
+++ b/website_feedback.docx
@@ -2135,6 +2135,16 @@
           <w:rtl w:val="0"/>
         </w:rPr>
         <w:t xml:space="preserve">Image 4: menu</w:t>
+      </w:r>
+    </w:p>
+    <w:p>
+      <w:r>
+        <w:rPr>
+          <w:b/>
+          <w:color w:val="1B7F37"/>
+          <w:sz w:val="20"/>
+        </w:rPr>
+        <w:t xml:space="preserve">➤ CLAUDE → DONE: Mobile menu now matches the live claude_seo_improvements behaviour — the navbar is non-sticky on mobile (lg:sticky only), so an opened menu stays open but scrolls out of the viewport with the header when you scroll down. Desktop nav stays sticky (no hamburger there). (2026-07-06)</w:t>
       </w:r>
     </w:p>
     <w:p>

--- a/website_feedback.docx
+++ b/website_feedback.docx
@@ -1565,6 +1565,26 @@
           <w:sz w:val="20"/>
         </w:rPr>
         <w:t xml:space="preserve">➤ CLAUDE → DONE: Removed the 'Plaats code' pill button from the navbar (desktop + mobile menu, plus the orphaned divider). Placing a code still lives on the Prikbord page via its own '+ Deel een code' CTA. (2026-07-06)</w:t>
+      </w:r>
+    </w:p>
+    <w:p>
+      <w:r>
+        <w:rPr>
+          <w:b/>
+          <w:color w:val="B00020"/>
+          <w:sz w:val="20"/>
+        </w:rPr>
+        <w:t xml:space="preserve">➤ CLAUDE → SKIP: Offers-vs-codes filter parked for now — the discount feed has no aanbieding/kortingscode distinction to filter on (every entry is a code), so it needs a data definition first. (2026-07-06)</w:t>
+      </w:r>
+    </w:p>
+    <w:p>
+      <w:r>
+        <w:rPr>
+          <w:b/>
+          <w:color w:val="B00020"/>
+          <w:sz w:val="20"/>
+        </w:rPr>
+        <w:t xml:space="preserve">➤ CLAUDE → SKIP: Removing the email-gate/unlock flow parked for now — it's a product decision (loses the only place the coupon code is shown, and the Klaviyo/Brevo email-capture funnel). (2026-07-06)</w:t>
       </w:r>
     </w:p>
     <w:p>
